--- a/docs/guide/guide-utilisateur.docx
+++ b/docs/guide/guide-utilisateur.docx
@@ -295,7 +295,17 @@
         <w:ind w:left="180" w:right="180"/>
       </w:pPr>
       <w:r>
-        <w:t xml:space="preserve">Le site limite les connexions à cinq essais par quart d'heure depuis un même réseau, réussis ou non. Au-delà, il refuse la connexion, même avec le bon mot de passe : patientez quelques minutes avant de réessayer.</w:t>
+        <w:t xml:space="preserve">Une connexion réussie ne compte jamais ; les échecs, si. Après cinq échecs sur une même adresse, le site bloque la connexion de cette adresse pendant un quart d'heure, même avec le bon mot de passe (vingt échecs depuis un même réseau, toutes adresses confondues, le bloquent aussi). La page dit alors </w:t>
+      </w:r>
+      <w:r>
+        <w:rPr>
+          <w:b/>
+          <w:bCs/>
+        </w:rPr>
+        <w:t xml:space="preserve">« Trop de tentatives de connexion. Réessayez dans quelques minutes. »</w:t>
+      </w:r>
+      <w:r>
+        <w:t xml:space="preserve"> : patientez avant de réessayer.</w:t>
       </w:r>
     </w:p>
     <w:p>

--- a/docs/guide/guide-utilisateur.docx
+++ b/docs/guide/guide-utilisateur.docx
@@ -34,7 +34,25 @@
           <w:sz w:val="20"/>
           <w:szCs w:val="20"/>
         </w:rPr>
-        <w:t xml:space="preserve">Le site : app-vc-emn.vercel.app. Ce guide existe aussi en ligne : </w:t>
+        <w:t xml:space="preserve">Le site : </w:t>
+      </w:r>
+      <w:r>
+        <w:rPr>
+          <w:b/>
+          <w:bCs/>
+          <w:color w:val="44526A"/>
+          <w:sz w:val="20"/>
+          <w:szCs w:val="20"/>
+        </w:rPr>
+        <w:t xml:space="preserve">Veille concurrentielle</w:t>
+      </w:r>
+      <w:r>
+        <w:rPr>
+          <w:color w:val="44526A"/>
+          <w:sz w:val="20"/>
+          <w:szCs w:val="20"/>
+        </w:rPr>
+        <w:t xml:space="preserve">, à l'adresse app-vc-emn.vercel.app. Ce guide existe aussi en ligne : </w:t>
       </w:r>
       <w:r>
         <w:rPr>
@@ -1313,7 +1331,7 @@
         <w:sz w:val="18"/>
         <w:szCs w:val="18"/>
       </w:rPr>
-      <w:t xml:space="preserve">Guide de l'utilisateur</w:t>
+      <w:t xml:space="preserve">Veille concurrentielle — Guide de l'utilisateur</w:t>
     </w:r>
   </w:p>
 </w:hdr>
